--- a/pesaje/develop/Report/PrintTicketActaEntrega.docx
+++ b/pesaje/develop/Report/PrintTicketActaEntrega.docx
@@ -3123,7 +3123,7 @@
                 <w:sz w:val="16"/>
                 <w:szCs w:val="16"/>
               </w:rPr>
-              <w:instrText xml:space="preserve"> MERGEFIELD  sucursal_empresa  \* MERGEFORMAT </w:instrText>
+              <w:instrText xml:space="preserve"> MERGEFIELD  destino  \* MERGEFORMAT </w:instrText>
             </w:r>
             <w:r>
               <w:rPr>
@@ -3137,11 +3137,12 @@
             <w:r>
               <w:rPr>
                 <w:rFonts w:ascii="Arial" w:hAnsi="Arial"/>
-                <w:color w:val="000000" w:themeColor="text1"/>
-                <w:sz w:val="16"/>
-                <w:szCs w:val="16"/>
-              </w:rPr>
-              <w:t>«sucursal_empresa»</w:t>
+                <w:noProof/>
+                <w:color w:val="000000" w:themeColor="text1"/>
+                <w:sz w:val="16"/>
+                <w:szCs w:val="16"/>
+              </w:rPr>
+              <w:t>«destino»</w:t>
             </w:r>
             <w:r>
               <w:rPr>
@@ -3816,7 +3817,7 @@
                 <w:sz w:val="16"/>
                 <w:szCs w:val="16"/>
               </w:rPr>
-              <w:t>Guardia</w:t>
+              <w:t>Tipo Ley</w:t>
             </w:r>
           </w:p>
         </w:tc>
@@ -3849,7 +3850,7 @@
                 <w:sz w:val="16"/>
                 <w:szCs w:val="16"/>
               </w:rPr>
-              <w:instrText xml:space="preserve"> MERGEFIELD  nombre_guardia  \* MERGEFORMAT </w:instrText>
+              <w:instrText xml:space="preserve"> MERGEFIELD  tipo_ley  \* MERGEFORMAT </w:instrText>
             </w:r>
             <w:r>
               <w:rPr>
@@ -3863,11 +3864,12 @@
             <w:r>
               <w:rPr>
                 <w:rFonts w:ascii="Arial" w:hAnsi="Arial"/>
-                <w:color w:val="000000" w:themeColor="text1"/>
-                <w:sz w:val="16"/>
-                <w:szCs w:val="16"/>
-              </w:rPr>
-              <w:t>«nombre_guardia»</w:t>
+                <w:noProof/>
+                <w:color w:val="000000" w:themeColor="text1"/>
+                <w:sz w:val="16"/>
+                <w:szCs w:val="16"/>
+              </w:rPr>
+              <w:t>«tipo_ley»</w:t>
             </w:r>
             <w:r>
               <w:rPr>
@@ -4023,9 +4025,8 @@
                 <w:color w:val="000000" w:themeColor="text1"/>
                 <w:sz w:val="16"/>
                 <w:szCs w:val="16"/>
-                <w:lang w:val="es-PE"/>
-              </w:rPr>
-              <w:t>Usuario</w:t>
+              </w:rPr>
+              <w:t>Guardia</w:t>
             </w:r>
           </w:p>
         </w:tc>
@@ -4058,7 +4059,7 @@
                 <w:sz w:val="16"/>
                 <w:szCs w:val="16"/>
               </w:rPr>
-              <w:instrText xml:space="preserve"> MERGEFIELD  usu_create  \* MERGEFORMAT </w:instrText>
+              <w:instrText xml:space="preserve"> MERGEFIELD  nombre_guardia  \* MERGEFORMAT </w:instrText>
             </w:r>
             <w:r>
               <w:rPr>
@@ -4076,27 +4077,7 @@
                 <w:sz w:val="16"/>
                 <w:szCs w:val="16"/>
               </w:rPr>
-              <w:t>«</w:t>
-            </w:r>
-            <w:proofErr w:type="spellStart"/>
-            <w:r>
-              <w:rPr>
-                <w:rFonts w:ascii="Arial" w:hAnsi="Arial"/>
-                <w:color w:val="000000" w:themeColor="text1"/>
-                <w:sz w:val="16"/>
-                <w:szCs w:val="16"/>
-              </w:rPr>
-              <w:t>usu_create</w:t>
-            </w:r>
-            <w:proofErr w:type="spellEnd"/>
-            <w:r>
-              <w:rPr>
-                <w:rFonts w:ascii="Arial" w:hAnsi="Arial"/>
-                <w:color w:val="000000" w:themeColor="text1"/>
-                <w:sz w:val="16"/>
-                <w:szCs w:val="16"/>
-              </w:rPr>
-              <w:t>»</w:t>
+              <w:t>«nombre_guardia»</w:t>
             </w:r>
             <w:r>
               <w:rPr>
@@ -4177,6 +4158,18 @@
                 <w:lang w:val="es-PE"/>
               </w:rPr>
             </w:pPr>
+            <w:r>
+              <w:rPr>
+                <w:rFonts w:ascii="Arial" w:hAnsi="Arial"/>
+                <w:b/>
+                <w:bCs/>
+                <w:color w:val="000000" w:themeColor="text1"/>
+                <w:sz w:val="16"/>
+                <w:szCs w:val="16"/>
+                <w:lang w:val="es-PE"/>
+              </w:rPr>
+              <w:t>Usuario</w:t>
+            </w:r>
           </w:p>
         </w:tc>
         <w:tc>
@@ -4192,6 +4185,51 @@
                 <w:szCs w:val="16"/>
               </w:rPr>
             </w:pPr>
+            <w:r>
+              <w:rPr>
+                <w:rFonts w:ascii="Arial" w:hAnsi="Arial"/>
+                <w:color w:val="000000" w:themeColor="text1"/>
+                <w:sz w:val="16"/>
+                <w:szCs w:val="16"/>
+              </w:rPr>
+              <w:fldChar w:fldCharType="begin"/>
+            </w:r>
+            <w:r>
+              <w:rPr>
+                <w:rFonts w:ascii="Arial" w:hAnsi="Arial"/>
+                <w:color w:val="000000" w:themeColor="text1"/>
+                <w:sz w:val="16"/>
+                <w:szCs w:val="16"/>
+              </w:rPr>
+              <w:instrText xml:space="preserve"> MERGEFIELD  usu_create  \* MERGEFORMAT </w:instrText>
+            </w:r>
+            <w:r>
+              <w:rPr>
+                <w:rFonts w:ascii="Arial" w:hAnsi="Arial"/>
+                <w:color w:val="000000" w:themeColor="text1"/>
+                <w:sz w:val="16"/>
+                <w:szCs w:val="16"/>
+              </w:rPr>
+              <w:fldChar w:fldCharType="separate"/>
+            </w:r>
+            <w:r>
+              <w:rPr>
+                <w:rFonts w:ascii="Arial" w:hAnsi="Arial"/>
+                <w:color w:val="000000" w:themeColor="text1"/>
+                <w:sz w:val="16"/>
+                <w:szCs w:val="16"/>
+              </w:rPr>
+              <w:t>«usu_create»</w:t>
+            </w:r>
+            <w:r>
+              <w:rPr>
+                <w:rFonts w:ascii="Arial" w:hAnsi="Arial"/>
+                <w:color w:val="000000" w:themeColor="text1"/>
+                <w:sz w:val="16"/>
+                <w:szCs w:val="16"/>
+              </w:rPr>
+              <w:fldChar w:fldCharType="end"/>
+            </w:r>
           </w:p>
         </w:tc>
       </w:tr>
